--- a/playground/public/samples/sample.docx
+++ b/playground/public/samples/sample.docx
@@ -3,8 +3,389 @@
 <w:document xmlns:wpc="http://schemas.microsoft.com/office/word/2010/wordprocessingCanvas" xmlns:mc="http://schemas.openxmlformats.org/markup-compatibility/2006" xmlns:o="urn:schemas-microsoft-com:office:office" xmlns:r="http://schemas.openxmlformats.org/officeDocument/2006/relationships" xmlns:m="http://schemas.openxmlformats.org/officeDocument/2006/math" xmlns:v="urn:schemas-microsoft-com:vml" xmlns:wp14="http://schemas.microsoft.com/office/word/2010/wordprocessingDrawing" xmlns:wp="http://schemas.openxmlformats.org/drawingml/2006/wordprocessingDrawing" xmlns:w10="urn:schemas-microsoft-com:office:word" xmlns:w="http://schemas.openxmlformats.org/wordprocessingml/2006/main" xmlns:w14="http://schemas.microsoft.com/office/word/2010/wordml" xmlns:w15="http://schemas.microsoft.com/office/word/2012/wordml" xmlns:wpg="http://schemas.microsoft.com/office/word/2010/wordprocessingGroup" xmlns:wpi="http://schemas.microsoft.com/office/word/2010/wordprocessingInk" xmlns:wne="http://schemas.microsoft.com/office/word/2006/wordml" xmlns:wps="http://schemas.microsoft.com/office/word/2010/wordprocessingShape" xmlns:cx="http://schemas.microsoft.com/office/drawing/2014/chartex" xmlns:cx1="http://schemas.microsoft.com/office/drawing/2015/9/8/chartex" xmlns:cx2="http://schemas.microsoft.com/office/drawing/2015/10/21/chartex" xmlns:cx3="http://schemas.microsoft.com/office/drawing/2016/5/9/chartex" xmlns:cx4="http://schemas.microsoft.com/office/drawing/2016/5/10/chartex" xmlns:cx5="http://schemas.microsoft.com/office/drawing/2016/5/11/chartex" xmlns:cx6="http://schemas.microsoft.com/office/drawing/2016/5/12/chartex" xmlns:cx7="http://schemas.microsoft.com/office/drawing/2016/5/13/chartex" xmlns:cx8="http://schemas.microsoft.com/office/drawing/2016/5/14/chartex" xmlns:aink="http://schemas.microsoft.com/office/drawing/2016/ink" xmlns:am3d="http://schemas.microsoft.com/office/drawing/2017/model3d" xmlns:w16cex="http://schemas.microsoft.com/office/word/2018/wordml/cex" xmlns:w16cid="http://schemas.microsoft.com/office/word/2016/wordml/cid" xmlns:w16="http://schemas.microsoft.com/office/word/2018/wordml" xmlns:w16sdtdh="http://schemas.microsoft.com/office/word/2020/wordml/sdtdatahash" xmlns:w16se="http://schemas.microsoft.com/office/word/2015/wordml/symex" mc:Ignorable="w14 w15 wp14">
   <w:body>
     <w:p>
-      <w:r>
-        <w:t xml:space="preserve">omnifile sample Word document. A DOCX renderer is planned for phase 2.</w:t>
+      <w:pPr>
+        <w:pStyle w:val="Heading1"/>
+      </w:pPr>
+      <w:r>
+        <w:t xml:space="preserve">omnifile sample document</w:t>
+      </w:r>
+    </w:p>
+    <w:p>
+      <w:r>
+        <w:t xml:space="preserve">This Word document is rendered in the browser. It has </w:t>
+      </w:r>
+      <w:r>
+        <w:rPr>
+          <w:b/>
+          <w:bCs/>
+        </w:rPr>
+        <w:t xml:space="preserve">bold</w:t>
+      </w:r>
+      <w:r>
+        <w:t xml:space="preserve">, </w:t>
+      </w:r>
+      <w:r>
+        <w:rPr>
+          <w:i/>
+          <w:iCs/>
+        </w:rPr>
+        <w:t xml:space="preserve">italic</w:t>
+      </w:r>
+      <w:r>
+        <w:t xml:space="preserve"> and </w:t>
+      </w:r>
+      <w:r>
+        <w:rPr>
+          <w:color w:val="2F4BFF"/>
+        </w:rPr>
+        <w:t xml:space="preserve">coloured</w:t>
+      </w:r>
+      <w:r>
+        <w:t xml:space="preserve"> text.</w:t>
+      </w:r>
+    </w:p>
+    <w:p>
+      <w:pPr>
+        <w:pStyle w:val="Heading2"/>
+      </w:pPr>
+      <w:r>
+        <w:t xml:space="preserve">A list</w:t>
+      </w:r>
+    </w:p>
+    <w:p>
+      <w:pPr>
+        <w:pStyle w:val="ListParagraph"/>
+        <w:numPr>
+          <w:ilvl w:val="0"/>
+          <w:numId w:val="1"/>
+        </w:numPr>
+      </w:pPr>
+      <w:r>
+        <w:t xml:space="preserve">Nothing is uploaded</w:t>
+      </w:r>
+    </w:p>
+    <w:p>
+      <w:pPr>
+        <w:pStyle w:val="ListParagraph"/>
+        <w:numPr>
+          <w:ilvl w:val="0"/>
+          <w:numId w:val="1"/>
+        </w:numPr>
+      </w:pPr>
+      <w:r>
+        <w:t xml:space="preserve">Pages are laid out as in Word</w:t>
+      </w:r>
+    </w:p>
+    <w:p>
+      <w:pPr>
+        <w:pStyle w:val="Heading2"/>
+      </w:pPr>
+      <w:r>
+        <w:t xml:space="preserve">A table</w:t>
+      </w:r>
+    </w:p>
+    <w:tbl>
+      <w:tblPr>
+        <w:tblW w:type="auto" w:w="100"/>
+        <w:tblBorders>
+          <w:top w:val="single" w:color="auto" w:sz="4"/>
+          <w:left w:val="single" w:color="auto" w:sz="4"/>
+          <w:bottom w:val="single" w:color="auto" w:sz="4"/>
+          <w:right w:val="single" w:color="auto" w:sz="4"/>
+          <w:insideH w:val="single" w:color="auto" w:sz="4"/>
+          <w:insideV w:val="single" w:color="auto" w:sz="4"/>
+        </w:tblBorders>
+      </w:tblPr>
+      <w:tblGrid>
+        <w:gridCol w:w="100"/>
+        <w:gridCol w:w="100"/>
+      </w:tblGrid>
+      <w:tr>
+        <w:tc>
+          <w:tcPr>
+            <w:tcW w:type="dxa" w:w="3000"/>
+          </w:tcPr>
+          <w:p>
+            <w:r>
+              <w:rPr>
+                <w:b/>
+                <w:bCs/>
+              </w:rPr>
+              <w:t xml:space="preserve">Format</w:t>
+            </w:r>
+          </w:p>
+        </w:tc>
+        <w:tc>
+          <w:tcPr>
+            <w:tcW w:type="dxa" w:w="3000"/>
+          </w:tcPr>
+          <w:p>
+            <w:r>
+              <w:rPr>
+                <w:b/>
+                <w:bCs/>
+              </w:rPr>
+              <w:t xml:space="preserve">Status</w:t>
+            </w:r>
+          </w:p>
+        </w:tc>
+      </w:tr>
+      <w:tr>
+        <w:tc>
+          <w:tcPr>
+            <w:tcW w:type="dxa" w:w="3000"/>
+          </w:tcPr>
+          <w:p>
+            <w:r>
+              <w:t xml:space="preserve">DOCX</w:t>
+            </w:r>
+          </w:p>
+        </w:tc>
+        <w:tc>
+          <w:tcPr>
+            <w:tcW w:type="dxa" w:w="3000"/>
+          </w:tcPr>
+          <w:p>
+            <w:r>
+              <w:t xml:space="preserve">Works</w:t>
+            </w:r>
+          </w:p>
+        </w:tc>
+      </w:tr>
+      <w:tr>
+        <w:tc>
+          <w:tcPr>
+            <w:tcW w:type="dxa" w:w="3000"/>
+          </w:tcPr>
+          <w:p>
+            <w:r>
+              <w:t xml:space="preserve">XLSX</w:t>
+            </w:r>
+          </w:p>
+        </w:tc>
+        <w:tc>
+          <w:tcPr>
+            <w:tcW w:type="dxa" w:w="3000"/>
+          </w:tcPr>
+          <w:p>
+            <w:r>
+              <w:t xml:space="preserve">Works</w:t>
+            </w:r>
+          </w:p>
+        </w:tc>
+      </w:tr>
+    </w:tbl>
+    <w:p/>
+    <w:p>
+      <w:pPr>
+        <w:jc w:val="center"/>
+      </w:pPr>
+      <w:r>
+        <w:rPr>
+          <w:i/>
+          <w:iCs/>
+        </w:rPr>
+        <w:t xml:space="preserve">Centred closing line.</w:t>
+      </w:r>
+    </w:p>
+    <w:p>
+      <w:r>
+        <w:t xml:space="preserve">Filler paragraph 1, so the document runs onto a second page and shows that page breaks work.</w:t>
+      </w:r>
+    </w:p>
+    <w:p>
+      <w:r>
+        <w:t xml:space="preserve">Filler paragraph 2, so the document runs onto a second page and shows that page breaks work.</w:t>
+      </w:r>
+    </w:p>
+    <w:p>
+      <w:r>
+        <w:t xml:space="preserve">Filler paragraph 3, so the document runs onto a second page and shows that page breaks work.</w:t>
+      </w:r>
+    </w:p>
+    <w:p>
+      <w:r>
+        <w:t xml:space="preserve">Filler paragraph 4, so the document runs onto a second page and shows that page breaks work.</w:t>
+      </w:r>
+    </w:p>
+    <w:p>
+      <w:r>
+        <w:t xml:space="preserve">Filler paragraph 5, so the document runs onto a second page and shows that page breaks work.</w:t>
+      </w:r>
+    </w:p>
+    <w:p>
+      <w:r>
+        <w:t xml:space="preserve">Filler paragraph 6, so the document runs onto a second page and shows that page breaks work.</w:t>
+      </w:r>
+    </w:p>
+    <w:p>
+      <w:r>
+        <w:t xml:space="preserve">Filler paragraph 7, so the document runs onto a second page and shows that page breaks work.</w:t>
+      </w:r>
+    </w:p>
+    <w:p>
+      <w:r>
+        <w:t xml:space="preserve">Filler paragraph 8, so the document runs onto a second page and shows that page breaks work.</w:t>
+      </w:r>
+    </w:p>
+    <w:p>
+      <w:r>
+        <w:t xml:space="preserve">Filler paragraph 9, so the document runs onto a second page and shows that page breaks work.</w:t>
+      </w:r>
+    </w:p>
+    <w:p>
+      <w:r>
+        <w:t xml:space="preserve">Filler paragraph 10, so the document runs onto a second page and shows that page breaks work.</w:t>
+      </w:r>
+    </w:p>
+    <w:p>
+      <w:r>
+        <w:t xml:space="preserve">Filler paragraph 11, so the document runs onto a second page and shows that page breaks work.</w:t>
+      </w:r>
+    </w:p>
+    <w:p>
+      <w:r>
+        <w:t xml:space="preserve">Filler paragraph 12, so the document runs onto a second page and shows that page breaks work.</w:t>
+      </w:r>
+    </w:p>
+    <w:p>
+      <w:r>
+        <w:t xml:space="preserve">Filler paragraph 13, so the document runs onto a second page and shows that page breaks work.</w:t>
+      </w:r>
+    </w:p>
+    <w:p>
+      <w:r>
+        <w:t xml:space="preserve">Filler paragraph 14, so the document runs onto a second page and shows that page breaks work.</w:t>
+      </w:r>
+    </w:p>
+    <w:p>
+      <w:r>
+        <w:t xml:space="preserve">Filler paragraph 15, so the document runs onto a second page and shows that page breaks work.</w:t>
+      </w:r>
+    </w:p>
+    <w:p>
+      <w:r>
+        <w:t xml:space="preserve">Filler paragraph 16, so the document runs onto a second page and shows that page breaks work.</w:t>
+      </w:r>
+    </w:p>
+    <w:p>
+      <w:r>
+        <w:t xml:space="preserve">Filler paragraph 17, so the document runs onto a second page and shows that page breaks work.</w:t>
+      </w:r>
+    </w:p>
+    <w:p>
+      <w:r>
+        <w:t xml:space="preserve">Filler paragraph 18, so the document runs onto a second page and shows that page breaks work.</w:t>
+      </w:r>
+    </w:p>
+    <w:p>
+      <w:r>
+        <w:t xml:space="preserve">Filler paragraph 19, so the document runs onto a second page and shows that page breaks work.</w:t>
+      </w:r>
+    </w:p>
+    <w:p>
+      <w:r>
+        <w:t xml:space="preserve">Filler paragraph 20, so the document runs onto a second page and shows that page breaks work.</w:t>
+      </w:r>
+    </w:p>
+    <w:p>
+      <w:r>
+        <w:t xml:space="preserve">Filler paragraph 21, so the document runs onto a second page and shows that page breaks work.</w:t>
+      </w:r>
+    </w:p>
+    <w:p>
+      <w:r>
+        <w:t xml:space="preserve">Filler paragraph 22, so the document runs onto a second page and shows that page breaks work.</w:t>
+      </w:r>
+    </w:p>
+    <w:p>
+      <w:r>
+        <w:t xml:space="preserve">Filler paragraph 23, so the document runs onto a second page and shows that page breaks work.</w:t>
+      </w:r>
+    </w:p>
+    <w:p>
+      <w:r>
+        <w:t xml:space="preserve">Filler paragraph 24, so the document runs onto a second page and shows that page breaks work.</w:t>
+      </w:r>
+    </w:p>
+    <w:p>
+      <w:r>
+        <w:t xml:space="preserve">Filler paragraph 25, so the document runs onto a second page and shows that page breaks work.</w:t>
+      </w:r>
+    </w:p>
+    <w:p>
+      <w:r>
+        <w:t xml:space="preserve">Filler paragraph 26, so the document runs onto a second page and shows that page breaks work.</w:t>
+      </w:r>
+    </w:p>
+    <w:p>
+      <w:r>
+        <w:t xml:space="preserve">Filler paragraph 27, so the document runs onto a second page and shows that page breaks work.</w:t>
+      </w:r>
+    </w:p>
+    <w:p>
+      <w:r>
+        <w:t xml:space="preserve">Filler paragraph 28, so the document runs onto a second page and shows that page breaks work.</w:t>
+      </w:r>
+    </w:p>
+    <w:p>
+      <w:r>
+        <w:t xml:space="preserve">Filler paragraph 29, so the document runs onto a second page and shows that page breaks work.</w:t>
+      </w:r>
+    </w:p>
+    <w:p>
+      <w:r>
+        <w:t xml:space="preserve">Filler paragraph 30, so the document runs onto a second page and shows that page breaks work.</w:t>
+      </w:r>
+    </w:p>
+    <w:p>
+      <w:r>
+        <w:t xml:space="preserve">Filler paragraph 31, so the document runs onto a second page and shows that page breaks work.</w:t>
+      </w:r>
+    </w:p>
+    <w:p>
+      <w:r>
+        <w:t xml:space="preserve">Filler paragraph 32, so the document runs onto a second page and shows that page breaks work.</w:t>
+      </w:r>
+    </w:p>
+    <w:p>
+      <w:r>
+        <w:t xml:space="preserve">Filler paragraph 33, so the document runs onto a second page and shows that page breaks work.</w:t>
+      </w:r>
+    </w:p>
+    <w:p>
+      <w:r>
+        <w:t xml:space="preserve">Filler paragraph 34, so the document runs onto a second page and shows that page breaks work.</w:t>
+      </w:r>
+    </w:p>
+    <w:p>
+      <w:r>
+        <w:t xml:space="preserve">Filler paragraph 35, so the document runs onto a second page and shows that page breaks work.</w:t>
+      </w:r>
+    </w:p>
+    <w:p>
+      <w:r>
+        <w:t xml:space="preserve">Filler paragraph 36, so the document runs onto a second page and shows that page breaks work.</w:t>
+      </w:r>
+    </w:p>
+    <w:p>
+      <w:r>
+        <w:t xml:space="preserve">Filler paragraph 37, so the document runs onto a second page and shows that page breaks work.</w:t>
+      </w:r>
+    </w:p>
+    <w:p>
+      <w:r>
+        <w:t xml:space="preserve">Filler paragraph 38, so the document runs onto a second page and shows that page breaks work.</w:t>
+      </w:r>
+    </w:p>
+    <w:p>
+      <w:r>
+        <w:t xml:space="preserve">Filler paragraph 39, so the document runs onto a second page and shows that page breaks work.</w:t>
+      </w:r>
+    </w:p>
+    <w:p>
+      <w:r>
+        <w:t xml:space="preserve">Filler paragraph 40, so the document runs onto a second page and shows that page breaks work.</w:t>
       </w:r>
     </w:p>
     <w:sectPr>
